--- a/20261021_0909_price_steel/20261021_0909_Price_Steel_Raw_Notes.docx
+++ b/20261021_0909_price_steel/20261021_0909_Price_Steel_Raw_Notes.docx
@@ -2012,7 +2012,7 @@
           <w:sz w:val="21"/>
           <w:szCs w:val="21"/>
         </w:rPr>
-        <w:t xml:space="preserve">Delphic 的回應與澄清</w:t>
+        <w:t xml:space="preserve">Delphic 的回應與規範本質釐清（API X65 管線鋼 vs. API 650 儲槽施工規範）</w:t>
       </w:r>
       <w:r>
         <w:rPr>
@@ -2036,7 +2036,7 @@
           <w:sz w:val="21"/>
           <w:szCs w:val="21"/>
         </w:rPr>
-        <w:t xml:space="preserve">• Delphic 表示他記得中鋼曾開發過 </w:t>
+        <w:t xml:space="preserve">• Delphic 當下誤以為客戶詢問的是 API 管線鋼，表示記得中鋼曾開發過 </w:t>
       </w:r>
       <w:r>
         <w:rPr>
@@ -2056,7 +2056,7 @@
           <w:sz w:val="21"/>
           <w:szCs w:val="21"/>
         </w:rPr>
-        <w:t xml:space="preserve">（管線鋼）。</w:t>
+        <w:t xml:space="preserve">（API 5L 管線鋼）。</w:t>
       </w:r>
     </w:p>
     <w:p>
@@ -2102,16 +2102,36 @@
           <w:sz w:val="21"/>
           <w:szCs w:val="21"/>
         </w:rPr>
-        <w:t xml:space="preserve">API 650 Class 3 是用來製造大型儲油槽的鋼板規範（plate grade for manufacturing tanks）</w:t>
-      </w:r>
-      <w:r>
-        <w:rPr>
-          <w:rFonts w:ascii="Calibri" w:hAnsi="Calibri" w:eastAsia="Microsoft JhengHei" w:cs="Calibri"/>
-          <w:color w:val="1E293B"/>
-          <w:sz w:val="21"/>
-          <w:szCs w:val="21"/>
-        </w:rPr>
-        <w:t xml:space="preserve">。</w:t>
+        <w:t xml:space="preserve">API 650 是大型常壓儲油槽的「施工與建造規範（tank construction / fabrication specification）」</w:t>
+      </w:r>
+      <w:r>
+        <w:rPr>
+          <w:rFonts w:ascii="Calibri" w:hAnsi="Calibri" w:eastAsia="Microsoft JhengHei" w:cs="Calibri"/>
+          <w:color w:val="1E293B"/>
+          <w:sz w:val="21"/>
+          <w:szCs w:val="21"/>
+        </w:rPr>
+        <w:t xml:space="preserve">——該規範本身並非獨立煉鋼材質，其允許使用的鋼板材料多為既有的 </w:t>
+      </w:r>
+      <w:r>
+        <w:rPr>
+          <w:rFonts w:ascii="Calibri" w:hAnsi="Calibri" w:eastAsia="Microsoft JhengHei" w:cs="Calibri"/>
+          <w:b/>
+          <w:bCs/>
+          <w:color w:val="1E293B"/>
+          <w:sz w:val="21"/>
+          <w:szCs w:val="21"/>
+        </w:rPr>
+        <w:t xml:space="preserve">ASTM 規格</w:t>
+      </w:r>
+      <w:r>
+        <w:rPr>
+          <w:rFonts w:ascii="Calibri" w:hAnsi="Calibri" w:eastAsia="Microsoft JhengHei" w:cs="Calibri"/>
+          <w:color w:val="1E293B"/>
+          <w:sz w:val="21"/>
+          <w:szCs w:val="21"/>
+        </w:rPr>
+        <w:t xml:space="preserve">（如 ASTM A36、A516 等）或加拿大 CSA G40.21 規格（如 38W/44W），客戶只是希望在 MTR 上加註該批 ASTM A36 / CSA 44W 鋼板符合 API 650 Class 3 之材料要求。</w:t>
       </w:r>
     </w:p>
     <w:p>

--- a/20261021_0909_price_steel/20261021_0909_Price_Steel_Raw_Notes.docx
+++ b/20261021_0909_price_steel/20261021_0909_Price_Steel_Raw_Notes.docx
@@ -2012,7 +2012,7 @@
           <w:sz w:val="21"/>
           <w:szCs w:val="21"/>
         </w:rPr>
-        <w:t xml:space="preserve">Delphic 的回應與規範本質釐清（API X65 管線鋼 vs. API 650 儲槽施工規範）</w:t>
+        <w:t xml:space="preserve">API 650 儲槽施工規範與材料要求說明</w:t>
       </w:r>
       <w:r>
         <w:rPr>
@@ -2036,62 +2036,7 @@
           <w:sz w:val="21"/>
           <w:szCs w:val="21"/>
         </w:rPr>
-        <w:t xml:space="preserve">• Delphic 當下誤以為客戶詢問的是 API 管線鋼，表示記得中鋼曾開發過 </w:t>
-      </w:r>
-      <w:r>
-        <w:rPr>
-          <w:rFonts w:ascii="Calibri" w:hAnsi="Calibri" w:eastAsia="Microsoft JhengHei" w:cs="Calibri"/>
-          <w:b/>
-          <w:bCs/>
-          <w:color w:val="1E293B"/>
-          <w:sz w:val="21"/>
-          <w:szCs w:val="21"/>
-        </w:rPr>
-        <w:t xml:space="preserve">API X65</w:t>
-      </w:r>
-      <w:r>
-        <w:rPr>
-          <w:rFonts w:ascii="Calibri" w:hAnsi="Calibri" w:eastAsia="Microsoft JhengHei" w:cs="Calibri"/>
-          <w:color w:val="1E293B"/>
-          <w:sz w:val="21"/>
-          <w:szCs w:val="21"/>
-        </w:rPr>
-        <w:t xml:space="preserve">（API 5L 管線鋼）。</w:t>
-      </w:r>
-    </w:p>
-    <w:p>
-      <w:pPr>
-        <w:spacing w:before="40" w:after="60" w:line="320" w:lineRule="auto"/>
-        <w:ind w:left="660"/>
-      </w:pPr>
-      <w:r>
-        <w:rPr>
-          <w:rFonts w:ascii="Calibri" w:hAnsi="Calibri" w:eastAsia="Microsoft JhengHei" w:cs="Calibri"/>
-          <w:color w:val="1E293B"/>
-          <w:sz w:val="21"/>
-          <w:szCs w:val="21"/>
-        </w:rPr>
-        <w:t xml:space="preserve">• Phillip 與 Price Steel 立即澄清：</w:t>
-      </w:r>
-      <w:r>
-        <w:rPr>
-          <w:rFonts w:ascii="Calibri" w:hAnsi="Calibri" w:eastAsia="Microsoft JhengHei" w:cs="Calibri"/>
-          <w:b/>
-          <w:bCs/>
-          <w:color w:val="1E293B"/>
-          <w:sz w:val="21"/>
-          <w:szCs w:val="21"/>
-        </w:rPr>
-        <w:t xml:space="preserve">這完全不同（"No, no, this is different."）</w:t>
-      </w:r>
-      <w:r>
-        <w:rPr>
-          <w:rFonts w:ascii="Calibri" w:hAnsi="Calibri" w:eastAsia="Microsoft JhengHei" w:cs="Calibri"/>
-          <w:color w:val="1E293B"/>
-          <w:sz w:val="21"/>
-          <w:szCs w:val="21"/>
-        </w:rPr>
-        <w:t xml:space="preserve">，API X65 是製管用鋼（pipe grade），而 </w:t>
+        <w:t xml:space="preserve">• Phillip 與 Price Steel 說明：</w:t>
       </w:r>
       <w:r>
         <w:rPr>
@@ -2131,7 +2076,7 @@
           <w:sz w:val="21"/>
           <w:szCs w:val="21"/>
         </w:rPr>
-        <w:t xml:space="preserve">（如 ASTM A36、A516 等）或加拿大 CSA G40.21 規格（如 38W/44W），客戶只是希望在 MTR 上加註該批 ASTM A36 / CSA 44W 鋼板符合 API 650 Class 3 之材料要求。</w:t>
+        <w:t xml:space="preserve">（如 ASTM A36、A516 等）或加拿大 CSA G40.21 規格（如 38W/44W），客戶希望在 MTR 上加註該批 ASTM A36 / CSA 44W 鋼板符合 API 650 Class 3 之材料要求。</w:t>
       </w:r>
     </w:p>
     <w:p>
